--- a/odigoi/03_local_spark_workbook.docx
+++ b/odigoi/03_local_spark_workbook.docx
@@ -20,7 +20,7 @@
           <w:sz w:val="22"/>
           <w:szCs w:val="22"/>
         </w:rPr>
-        <w:id w:val="-59093524"/>
+        <w:id w:val="-348726817"/>
         <w:docPartObj>
           <w:docPartGallery w:val="Table of Contents"/>
           <w:docPartUnique/>
@@ -61,7 +61,7 @@
           <w:r>
             <w:fldChar w:fldCharType="separate"/>
           </w:r>
-          <w:hyperlink w:anchor="_Toc225612806" w:history="1">
+          <w:hyperlink w:anchor="_Toc225688335" w:history="1">
             <w:r>
               <w:rPr>
                 <w:rStyle w:val="Hyperlink"/>
@@ -88,7 +88,7 @@
                 <w:noProof/>
                 <w:webHidden/>
               </w:rPr>
-              <w:instrText xml:space="preserve"> PAGEREF _Toc225612806 \h </w:instrText>
+              <w:instrText xml:space="preserve"> PAGEREF _Toc225688335 \h </w:instrText>
             </w:r>
             <w:r>
               <w:rPr>
@@ -135,7 +135,7 @@
               <w14:ligatures w14:val="standardContextual"/>
             </w:rPr>
           </w:pPr>
-          <w:hyperlink w:anchor="_Toc225612807" w:history="1">
+          <w:hyperlink w:anchor="_Toc225688336" w:history="1">
             <w:r>
               <w:rPr>
                 <w:rStyle w:val="Hyperlink"/>
@@ -162,7 +162,7 @@
                 <w:noProof/>
                 <w:webHidden/>
               </w:rPr>
-              <w:instrText xml:space="preserve"> PAGEREF _Toc225612807 \h </w:instrText>
+              <w:instrText xml:space="preserve"> PAGEREF _Toc225688336 \h </w:instrText>
             </w:r>
             <w:r>
               <w:rPr>
@@ -209,7 +209,7 @@
               <w14:ligatures w14:val="standardContextual"/>
             </w:rPr>
           </w:pPr>
-          <w:hyperlink w:anchor="_Toc225612808" w:history="1">
+          <w:hyperlink w:anchor="_Toc225688337" w:history="1">
             <w:r>
               <w:rPr>
                 <w:rStyle w:val="Hyperlink"/>
@@ -236,7 +236,7 @@
                 <w:noProof/>
                 <w:webHidden/>
               </w:rPr>
-              <w:instrText xml:space="preserve"> PAGEREF _Toc225612808 \h </w:instrText>
+              <w:instrText xml:space="preserve"> PAGEREF _Toc225688337 \h </w:instrText>
             </w:r>
             <w:r>
               <w:rPr>
@@ -283,7 +283,7 @@
               <w14:ligatures w14:val="standardContextual"/>
             </w:rPr>
           </w:pPr>
-          <w:hyperlink w:anchor="_Toc225612809" w:history="1">
+          <w:hyperlink w:anchor="_Toc225688338" w:history="1">
             <w:r>
               <w:rPr>
                 <w:rStyle w:val="Hyperlink"/>
@@ -310,7 +310,7 @@
                 <w:noProof/>
                 <w:webHidden/>
               </w:rPr>
-              <w:instrText xml:space="preserve"> PAGEREF _Toc225612809 \h </w:instrText>
+              <w:instrText xml:space="preserve"> PAGEREF _Toc225688338 \h </w:instrText>
             </w:r>
             <w:r>
               <w:rPr>
@@ -357,7 +357,7 @@
               <w14:ligatures w14:val="standardContextual"/>
             </w:rPr>
           </w:pPr>
-          <w:hyperlink w:anchor="_Toc225612810" w:history="1">
+          <w:hyperlink w:anchor="_Toc225688339" w:history="1">
             <w:r>
               <w:rPr>
                 <w:rStyle w:val="Hyperlink"/>
@@ -384,7 +384,7 @@
                 <w:noProof/>
                 <w:webHidden/>
               </w:rPr>
-              <w:instrText xml:space="preserve"> PAGEREF _Toc225612810 \h </w:instrText>
+              <w:instrText xml:space="preserve"> PAGEREF _Toc225688339 \h </w:instrText>
             </w:r>
             <w:r>
               <w:rPr>
@@ -431,7 +431,7 @@
               <w14:ligatures w14:val="standardContextual"/>
             </w:rPr>
           </w:pPr>
-          <w:hyperlink w:anchor="_Toc225612811" w:history="1">
+          <w:hyperlink w:anchor="_Toc225688340" w:history="1">
             <w:r>
               <w:rPr>
                 <w:rStyle w:val="Hyperlink"/>
@@ -458,7 +458,7 @@
                 <w:noProof/>
                 <w:webHidden/>
               </w:rPr>
-              <w:instrText xml:space="preserve"> PAGEREF _Toc225612811 \h </w:instrText>
+              <w:instrText xml:space="preserve"> PAGEREF _Toc225688340 \h </w:instrText>
             </w:r>
             <w:r>
               <w:rPr>
@@ -505,7 +505,7 @@
               <w14:ligatures w14:val="standardContextual"/>
             </w:rPr>
           </w:pPr>
-          <w:hyperlink w:anchor="_Toc225612812" w:history="1">
+          <w:hyperlink w:anchor="_Toc225688341" w:history="1">
             <w:r>
               <w:rPr>
                 <w:rStyle w:val="Hyperlink"/>
@@ -532,7 +532,7 @@
                 <w:noProof/>
                 <w:webHidden/>
               </w:rPr>
-              <w:instrText xml:space="preserve"> PAGEREF _Toc225612812 \h </w:instrText>
+              <w:instrText xml:space="preserve"> PAGEREF _Toc225688341 \h </w:instrText>
             </w:r>
             <w:r>
               <w:rPr>
@@ -579,7 +579,7 @@
               <w14:ligatures w14:val="standardContextual"/>
             </w:rPr>
           </w:pPr>
-          <w:hyperlink w:anchor="_Toc225612813" w:history="1">
+          <w:hyperlink w:anchor="_Toc225688342" w:history="1">
             <w:r>
               <w:rPr>
                 <w:rStyle w:val="Hyperlink"/>
@@ -606,7 +606,7 @@
                 <w:noProof/>
                 <w:webHidden/>
               </w:rPr>
-              <w:instrText xml:space="preserve"> PAGEREF _Toc225612813 \h </w:instrText>
+              <w:instrText xml:space="preserve"> PAGEREF _Toc225688342 \h </w:instrText>
             </w:r>
             <w:r>
               <w:rPr>
@@ -653,7 +653,7 @@
               <w14:ligatures w14:val="standardContextual"/>
             </w:rPr>
           </w:pPr>
-          <w:hyperlink w:anchor="_Toc225612814" w:history="1">
+          <w:hyperlink w:anchor="_Toc225688343" w:history="1">
             <w:r>
               <w:rPr>
                 <w:rStyle w:val="Hyperlink"/>
@@ -680,7 +680,7 @@
                 <w:noProof/>
                 <w:webHidden/>
               </w:rPr>
-              <w:instrText xml:space="preserve"> PAGEREF _Toc225612814 \h </w:instrText>
+              <w:instrText xml:space="preserve"> PAGEREF _Toc225688343 \h </w:instrText>
             </w:r>
             <w:r>
               <w:rPr>
@@ -801,7 +801,7 @@
         <w:pStyle w:val="Heading1"/>
       </w:pPr>
       <w:bookmarkStart w:id="0" w:name="τι-υποθέτουμε"/>
-      <w:bookmarkStart w:id="1" w:name="_Toc225612806"/>
+      <w:bookmarkStart w:id="1" w:name="_Toc225688335"/>
       <w:r>
         <w:t>Τι υποθέτουμε</w:t>
       </w:r>
@@ -982,7 +982,7 @@
         <w:pStyle w:val="Heading1"/>
       </w:pPr>
       <w:bookmarkStart w:id="2" w:name="η-προτεινόμενη-τοπική-διαδρομή"/>
-      <w:bookmarkStart w:id="3" w:name="_Toc225612807"/>
+      <w:bookmarkStart w:id="3" w:name="_Toc225688336"/>
       <w:bookmarkEnd w:id="0"/>
       <w:r>
         <w:t>Η προτεινόμενη τοπική διαδρομή</w:t>
@@ -1071,7 +1071,7 @@
         <w:pStyle w:val="Heading1"/>
       </w:pPr>
       <w:bookmarkStart w:id="4" w:name="τα-datasets"/>
-      <w:bookmarkStart w:id="5" w:name="_Toc225612808"/>
+      <w:bookmarkStart w:id="5" w:name="_Toc225688337"/>
       <w:bookmarkEnd w:id="2"/>
       <w:r>
         <w:t>Τα datasets</w:t>
@@ -1318,7 +1318,7 @@
         <w:pStyle w:val="Heading1"/>
       </w:pPr>
       <w:bookmarkStart w:id="6" w:name="μέρος-α-βασικές-έννοιες-rdd"/>
-      <w:bookmarkStart w:id="7" w:name="_Toc225612809"/>
+      <w:bookmarkStart w:id="7" w:name="_Toc225688338"/>
       <w:bookmarkEnd w:id="4"/>
       <w:r>
         <w:t>Μέρος Α: Βασικές έννοιες RDD</w:t>
@@ -1825,7 +1825,7 @@
         <w:pStyle w:val="Heading2"/>
       </w:pPr>
       <w:bookmarkStart w:id="8" w:name="ενδεικτικό-παράδειγμα-rdd"/>
-      <w:bookmarkStart w:id="9" w:name="_Toc225612810"/>
+      <w:bookmarkStart w:id="9" w:name="_Toc225688339"/>
       <w:r>
         <w:t>Ενδεικτικό παράδειγμα RDD</w:t>
       </w:r>
@@ -3040,7 +3040,7 @@
         <w:pStyle w:val="Heading1"/>
       </w:pPr>
       <w:bookmarkStart w:id="10" w:name="X3d9d31e340a63f7164a26c5ef0f840b360971d0"/>
-      <w:bookmarkStart w:id="11" w:name="_Toc225612811"/>
+      <w:bookmarkStart w:id="11" w:name="_Toc225688340"/>
       <w:bookmarkEnd w:id="6"/>
       <w:bookmarkEnd w:id="8"/>
       <w:r>
@@ -3325,7 +3325,7 @@
         <w:pStyle w:val="Heading2"/>
       </w:pPr>
       <w:bookmarkStart w:id="12" w:name="ενδεικτικό-παράδειγμα-με-dataframe-api"/>
-      <w:bookmarkStart w:id="13" w:name="_Toc225612812"/>
+      <w:bookmarkStart w:id="13" w:name="_Toc225688341"/>
       <w:r>
         <w:t>Ενδεικτικό παράδειγμα με DataFrame API</w:t>
       </w:r>
@@ -5924,7 +5924,7 @@
         <w:pStyle w:val="Heading2"/>
       </w:pPr>
       <w:bookmarkStart w:id="14" w:name="ενδεικτικό-παράδειγμα-με-spark-sql"/>
-      <w:bookmarkStart w:id="15" w:name="_Toc225612813"/>
+      <w:bookmarkStart w:id="15" w:name="_Toc225688342"/>
       <w:bookmarkEnd w:id="12"/>
       <w:r>
         <w:t>Ενδεικτικό παράδειγμα με Spark SQL</w:t>
@@ -8570,7 +8570,7 @@
         <w:pStyle w:val="Heading1"/>
       </w:pPr>
       <w:bookmarkStart w:id="16" w:name="Xbdd0ef1d3646b6d069be35a64f550b4a8c72613"/>
-      <w:bookmarkStart w:id="17" w:name="_Toc225612814"/>
+      <w:bookmarkStart w:id="17" w:name="_Toc225688343"/>
       <w:bookmarkEnd w:id="10"/>
       <w:bookmarkEnd w:id="14"/>
       <w:r>
@@ -9288,7 +9288,7 @@
   <w:abstractNum w:abstractNumId="9" w15:restartNumberingAfterBreak="0">
     <w:nsid w:val="0000A990"/>
     <w:multiLevelType w:val="multilevel"/>
-    <w:tmpl w:val="94C84B1A"/>
+    <w:tmpl w:val="6F1ACDE6"/>
     <w:lvl w:ilvl="0">
       <w:numFmt w:val="bullet"/>
       <w:lvlText w:val=" "/>
@@ -9365,7 +9365,7 @@
   <w:abstractNum w:abstractNumId="10" w15:restartNumberingAfterBreak="0">
     <w:nsid w:val="0000A991"/>
     <w:multiLevelType w:val="multilevel"/>
-    <w:tmpl w:val="B824D5E0"/>
+    <w:tmpl w:val="1F84612E"/>
     <w:lvl w:ilvl="0">
       <w:numFmt w:val="bullet"/>
       <w:lvlText w:val=""/>
@@ -9469,7 +9469,7 @@
   <w:abstractNum w:abstractNumId="11" w15:restartNumberingAfterBreak="0">
     <w:nsid w:val="00A99411"/>
     <w:multiLevelType w:val="multilevel"/>
-    <w:tmpl w:val="31BC82A0"/>
+    <w:tmpl w:val="13646A94"/>
     <w:lvl w:ilvl="0">
       <w:start w:val="1"/>
       <w:numFmt w:val="decimal"/>
@@ -9552,43 +9552,43 @@
       </w:pPr>
     </w:lvl>
   </w:abstractNum>
-  <w:num w:numId="1" w16cid:durableId="1058401">
+  <w:num w:numId="1" w16cid:durableId="957760698">
     <w:abstractNumId w:val="8"/>
   </w:num>
-  <w:num w:numId="2" w16cid:durableId="1992052772">
+  <w:num w:numId="2" w16cid:durableId="382683033">
     <w:abstractNumId w:val="6"/>
   </w:num>
-  <w:num w:numId="3" w16cid:durableId="1088773363">
+  <w:num w:numId="3" w16cid:durableId="1309624925">
     <w:abstractNumId w:val="5"/>
   </w:num>
-  <w:num w:numId="4" w16cid:durableId="1922369336">
+  <w:num w:numId="4" w16cid:durableId="2011374038">
     <w:abstractNumId w:val="4"/>
   </w:num>
-  <w:num w:numId="5" w16cid:durableId="1796212204">
+  <w:num w:numId="5" w16cid:durableId="1922639319">
     <w:abstractNumId w:val="7"/>
   </w:num>
-  <w:num w:numId="6" w16cid:durableId="1322850840">
+  <w:num w:numId="6" w16cid:durableId="597834972">
     <w:abstractNumId w:val="3"/>
   </w:num>
-  <w:num w:numId="7" w16cid:durableId="1799058852">
+  <w:num w:numId="7" w16cid:durableId="1246375347">
     <w:abstractNumId w:val="2"/>
   </w:num>
-  <w:num w:numId="8" w16cid:durableId="1329140165">
+  <w:num w:numId="8" w16cid:durableId="363486163">
     <w:abstractNumId w:val="1"/>
   </w:num>
-  <w:num w:numId="9" w16cid:durableId="17970140">
+  <w:num w:numId="9" w16cid:durableId="712315026">
     <w:abstractNumId w:val="0"/>
   </w:num>
-  <w:num w:numId="10" w16cid:durableId="1774596268">
+  <w:num w:numId="10" w16cid:durableId="1982877590">
     <w:abstractNumId w:val="9"/>
   </w:num>
-  <w:num w:numId="11" w16cid:durableId="1027098135">
+  <w:num w:numId="11" w16cid:durableId="1582368606">
     <w:abstractNumId w:val="10"/>
   </w:num>
-  <w:num w:numId="12" w16cid:durableId="1804545480">
+  <w:num w:numId="12" w16cid:durableId="159974087">
     <w:abstractNumId w:val="10"/>
   </w:num>
-  <w:num w:numId="13" w16cid:durableId="749353652">
+  <w:num w:numId="13" w16cid:durableId="48307139">
     <w:abstractNumId w:val="11"/>
     <w:lvlOverride w:ilvl="0">
       <w:startOverride w:val="1"/>
@@ -9618,13 +9618,13 @@
       <w:startOverride w:val="1"/>
     </w:lvlOverride>
   </w:num>
-  <w:num w:numId="14" w16cid:durableId="379478326">
+  <w:num w:numId="14" w16cid:durableId="1003899576">
     <w:abstractNumId w:val="10"/>
   </w:num>
-  <w:num w:numId="15" w16cid:durableId="336352462">
+  <w:num w:numId="15" w16cid:durableId="271669982">
     <w:abstractNumId w:val="10"/>
   </w:num>
-  <w:num w:numId="16" w16cid:durableId="1478762415">
+  <w:num w:numId="16" w16cid:durableId="1928731349">
     <w:abstractNumId w:val="10"/>
   </w:num>
 </w:numbering>
@@ -21445,7 +21445,7 @@
     <w:autoRedefine/>
     <w:uiPriority w:val="39"/>
     <w:unhideWhenUsed/>
-    <w:rsid w:val="00246D86"/>
+    <w:rsid w:val="0083253D"/>
     <w:pPr>
       <w:spacing w:after="100"/>
     </w:pPr>
@@ -21457,7 +21457,7 @@
     <w:autoRedefine/>
     <w:uiPriority w:val="39"/>
     <w:unhideWhenUsed/>
-    <w:rsid w:val="00246D86"/>
+    <w:rsid w:val="0083253D"/>
     <w:pPr>
       <w:spacing w:after="100"/>
       <w:ind w:left="220"/>
@@ -21468,7 +21468,7 @@
     <w:basedOn w:val="DefaultParagraphFont"/>
     <w:uiPriority w:val="99"/>
     <w:unhideWhenUsed/>
-    <w:rsid w:val="00246D86"/>
+    <w:rsid w:val="0083253D"/>
     <w:rPr>
       <w:color w:val="0000FF" w:themeColor="hyperlink"/>
       <w:u w:val="single"/>

--- a/odigoi/03_local_spark_workbook.docx
+++ b/odigoi/03_local_spark_workbook.docx
@@ -20,7 +20,7 @@
           <w:sz w:val="22"/>
           <w:szCs w:val="22"/>
         </w:rPr>
-        <w:id w:val="-348726817"/>
+        <w:id w:val="1390309515"/>
         <w:docPartObj>
           <w:docPartGallery w:val="Table of Contents"/>
           <w:docPartUnique/>
@@ -61,7 +61,7 @@
           <w:r>
             <w:fldChar w:fldCharType="separate"/>
           </w:r>
-          <w:hyperlink w:anchor="_Toc225688335" w:history="1">
+          <w:hyperlink w:anchor="_Toc225777434" w:history="1">
             <w:r>
               <w:rPr>
                 <w:rStyle w:val="Hyperlink"/>
@@ -88,7 +88,7 @@
                 <w:noProof/>
                 <w:webHidden/>
               </w:rPr>
-              <w:instrText xml:space="preserve"> PAGEREF _Toc225688335 \h </w:instrText>
+              <w:instrText xml:space="preserve"> PAGEREF _Toc225777434 \h </w:instrText>
             </w:r>
             <w:r>
               <w:rPr>
@@ -135,7 +135,7 @@
               <w14:ligatures w14:val="standardContextual"/>
             </w:rPr>
           </w:pPr>
-          <w:hyperlink w:anchor="_Toc225688336" w:history="1">
+          <w:hyperlink w:anchor="_Toc225777435" w:history="1">
             <w:r>
               <w:rPr>
                 <w:rStyle w:val="Hyperlink"/>
@@ -162,7 +162,7 @@
                 <w:noProof/>
                 <w:webHidden/>
               </w:rPr>
-              <w:instrText xml:space="preserve"> PAGEREF _Toc225688336 \h </w:instrText>
+              <w:instrText xml:space="preserve"> PAGEREF _Toc225777435 \h </w:instrText>
             </w:r>
             <w:r>
               <w:rPr>
@@ -209,7 +209,7 @@
               <w14:ligatures w14:val="standardContextual"/>
             </w:rPr>
           </w:pPr>
-          <w:hyperlink w:anchor="_Toc225688337" w:history="1">
+          <w:hyperlink w:anchor="_Toc225777436" w:history="1">
             <w:r>
               <w:rPr>
                 <w:rStyle w:val="Hyperlink"/>
@@ -236,7 +236,7 @@
                 <w:noProof/>
                 <w:webHidden/>
               </w:rPr>
-              <w:instrText xml:space="preserve"> PAGEREF _Toc225688337 \h </w:instrText>
+              <w:instrText xml:space="preserve"> PAGEREF _Toc225777436 \h </w:instrText>
             </w:r>
             <w:r>
               <w:rPr>
@@ -283,7 +283,7 @@
               <w14:ligatures w14:val="standardContextual"/>
             </w:rPr>
           </w:pPr>
-          <w:hyperlink w:anchor="_Toc225688338" w:history="1">
+          <w:hyperlink w:anchor="_Toc225777437" w:history="1">
             <w:r>
               <w:rPr>
                 <w:rStyle w:val="Hyperlink"/>
@@ -310,7 +310,7 @@
                 <w:noProof/>
                 <w:webHidden/>
               </w:rPr>
-              <w:instrText xml:space="preserve"> PAGEREF _Toc225688338 \h </w:instrText>
+              <w:instrText xml:space="preserve"> PAGEREF _Toc225777437 \h </w:instrText>
             </w:r>
             <w:r>
               <w:rPr>
@@ -357,7 +357,7 @@
               <w14:ligatures w14:val="standardContextual"/>
             </w:rPr>
           </w:pPr>
-          <w:hyperlink w:anchor="_Toc225688339" w:history="1">
+          <w:hyperlink w:anchor="_Toc225777438" w:history="1">
             <w:r>
               <w:rPr>
                 <w:rStyle w:val="Hyperlink"/>
@@ -384,7 +384,7 @@
                 <w:noProof/>
                 <w:webHidden/>
               </w:rPr>
-              <w:instrText xml:space="preserve"> PAGEREF _Toc225688339 \h </w:instrText>
+              <w:instrText xml:space="preserve"> PAGEREF _Toc225777438 \h </w:instrText>
             </w:r>
             <w:r>
               <w:rPr>
@@ -431,7 +431,7 @@
               <w14:ligatures w14:val="standardContextual"/>
             </w:rPr>
           </w:pPr>
-          <w:hyperlink w:anchor="_Toc225688340" w:history="1">
+          <w:hyperlink w:anchor="_Toc225777439" w:history="1">
             <w:r>
               <w:rPr>
                 <w:rStyle w:val="Hyperlink"/>
@@ -458,7 +458,7 @@
                 <w:noProof/>
                 <w:webHidden/>
               </w:rPr>
-              <w:instrText xml:space="preserve"> PAGEREF _Toc225688340 \h </w:instrText>
+              <w:instrText xml:space="preserve"> PAGEREF _Toc225777439 \h </w:instrText>
             </w:r>
             <w:r>
               <w:rPr>
@@ -505,7 +505,7 @@
               <w14:ligatures w14:val="standardContextual"/>
             </w:rPr>
           </w:pPr>
-          <w:hyperlink w:anchor="_Toc225688341" w:history="1">
+          <w:hyperlink w:anchor="_Toc225777440" w:history="1">
             <w:r>
               <w:rPr>
                 <w:rStyle w:val="Hyperlink"/>
@@ -532,7 +532,7 @@
                 <w:noProof/>
                 <w:webHidden/>
               </w:rPr>
-              <w:instrText xml:space="preserve"> PAGEREF _Toc225688341 \h </w:instrText>
+              <w:instrText xml:space="preserve"> PAGEREF _Toc225777440 \h </w:instrText>
             </w:r>
             <w:r>
               <w:rPr>
@@ -579,7 +579,7 @@
               <w14:ligatures w14:val="standardContextual"/>
             </w:rPr>
           </w:pPr>
-          <w:hyperlink w:anchor="_Toc225688342" w:history="1">
+          <w:hyperlink w:anchor="_Toc225777441" w:history="1">
             <w:r>
               <w:rPr>
                 <w:rStyle w:val="Hyperlink"/>
@@ -606,7 +606,7 @@
                 <w:noProof/>
                 <w:webHidden/>
               </w:rPr>
-              <w:instrText xml:space="preserve"> PAGEREF _Toc225688342 \h </w:instrText>
+              <w:instrText xml:space="preserve"> PAGEREF _Toc225777441 \h </w:instrText>
             </w:r>
             <w:r>
               <w:rPr>
@@ -653,7 +653,7 @@
               <w14:ligatures w14:val="standardContextual"/>
             </w:rPr>
           </w:pPr>
-          <w:hyperlink w:anchor="_Toc225688343" w:history="1">
+          <w:hyperlink w:anchor="_Toc225777442" w:history="1">
             <w:r>
               <w:rPr>
                 <w:rStyle w:val="Hyperlink"/>
@@ -680,7 +680,7 @@
                 <w:noProof/>
                 <w:webHidden/>
               </w:rPr>
-              <w:instrText xml:space="preserve"> PAGEREF _Toc225688343 \h </w:instrText>
+              <w:instrText xml:space="preserve"> PAGEREF _Toc225777442 \h </w:instrText>
             </w:r>
             <w:r>
               <w:rPr>
@@ -801,7 +801,7 @@
         <w:pStyle w:val="Heading1"/>
       </w:pPr>
       <w:bookmarkStart w:id="0" w:name="τι-υποθέτουμε"/>
-      <w:bookmarkStart w:id="1" w:name="_Toc225688335"/>
+      <w:bookmarkStart w:id="1" w:name="_Toc225777434"/>
       <w:r>
         <w:t>Τι υποθέτουμε</w:t>
       </w:r>
@@ -982,7 +982,7 @@
         <w:pStyle w:val="Heading1"/>
       </w:pPr>
       <w:bookmarkStart w:id="2" w:name="η-προτεινόμενη-τοπική-διαδρομή"/>
-      <w:bookmarkStart w:id="3" w:name="_Toc225688336"/>
+      <w:bookmarkStart w:id="3" w:name="_Toc225777435"/>
       <w:bookmarkEnd w:id="0"/>
       <w:r>
         <w:t>Η προτεινόμενη τοπική διαδρομή</w:t>
@@ -1071,7 +1071,7 @@
         <w:pStyle w:val="Heading1"/>
       </w:pPr>
       <w:bookmarkStart w:id="4" w:name="τα-datasets"/>
-      <w:bookmarkStart w:id="5" w:name="_Toc225688337"/>
+      <w:bookmarkStart w:id="5" w:name="_Toc225777436"/>
       <w:bookmarkEnd w:id="2"/>
       <w:r>
         <w:t>Τα datasets</w:t>
@@ -1318,7 +1318,7 @@
         <w:pStyle w:val="Heading1"/>
       </w:pPr>
       <w:bookmarkStart w:id="6" w:name="μέρος-α-βασικές-έννοιες-rdd"/>
-      <w:bookmarkStart w:id="7" w:name="_Toc225688338"/>
+      <w:bookmarkStart w:id="7" w:name="_Toc225777437"/>
       <w:bookmarkEnd w:id="4"/>
       <w:r>
         <w:t>Μέρος Α: Βασικές έννοιες RDD</w:t>
@@ -1825,7 +1825,7 @@
         <w:pStyle w:val="Heading2"/>
       </w:pPr>
       <w:bookmarkStart w:id="8" w:name="ενδεικτικό-παράδειγμα-rdd"/>
-      <w:bookmarkStart w:id="9" w:name="_Toc225688339"/>
+      <w:bookmarkStart w:id="9" w:name="_Toc225777438"/>
       <w:r>
         <w:t>Ενδεικτικό παράδειγμα RDD</w:t>
       </w:r>
@@ -3040,7 +3040,7 @@
         <w:pStyle w:val="Heading1"/>
       </w:pPr>
       <w:bookmarkStart w:id="10" w:name="X3d9d31e340a63f7164a26c5ef0f840b360971d0"/>
-      <w:bookmarkStart w:id="11" w:name="_Toc225688340"/>
+      <w:bookmarkStart w:id="11" w:name="_Toc225777439"/>
       <w:bookmarkEnd w:id="6"/>
       <w:bookmarkEnd w:id="8"/>
       <w:r>
@@ -3325,7 +3325,7 @@
         <w:pStyle w:val="Heading2"/>
       </w:pPr>
       <w:bookmarkStart w:id="12" w:name="ενδεικτικό-παράδειγμα-με-dataframe-api"/>
-      <w:bookmarkStart w:id="13" w:name="_Toc225688341"/>
+      <w:bookmarkStart w:id="13" w:name="_Toc225777440"/>
       <w:r>
         <w:t>Ενδεικτικό παράδειγμα με DataFrame API</w:t>
       </w:r>
@@ -5924,7 +5924,7 @@
         <w:pStyle w:val="Heading2"/>
       </w:pPr>
       <w:bookmarkStart w:id="14" w:name="ενδεικτικό-παράδειγμα-με-spark-sql"/>
-      <w:bookmarkStart w:id="15" w:name="_Toc225688342"/>
+      <w:bookmarkStart w:id="15" w:name="_Toc225777441"/>
       <w:bookmarkEnd w:id="12"/>
       <w:r>
         <w:t>Ενδεικτικό παράδειγμα με Spark SQL</w:t>
@@ -8570,7 +8570,7 @@
         <w:pStyle w:val="Heading1"/>
       </w:pPr>
       <w:bookmarkStart w:id="16" w:name="Xbdd0ef1d3646b6d069be35a64f550b4a8c72613"/>
-      <w:bookmarkStart w:id="17" w:name="_Toc225688343"/>
+      <w:bookmarkStart w:id="17" w:name="_Toc225777442"/>
       <w:bookmarkEnd w:id="10"/>
       <w:bookmarkEnd w:id="14"/>
       <w:r>
@@ -9288,7 +9288,7 @@
   <w:abstractNum w:abstractNumId="9" w15:restartNumberingAfterBreak="0">
     <w:nsid w:val="0000A990"/>
     <w:multiLevelType w:val="multilevel"/>
-    <w:tmpl w:val="6F1ACDE6"/>
+    <w:tmpl w:val="01E28E30"/>
     <w:lvl w:ilvl="0">
       <w:numFmt w:val="bullet"/>
       <w:lvlText w:val=" "/>
@@ -9365,7 +9365,7 @@
   <w:abstractNum w:abstractNumId="10" w15:restartNumberingAfterBreak="0">
     <w:nsid w:val="0000A991"/>
     <w:multiLevelType w:val="multilevel"/>
-    <w:tmpl w:val="1F84612E"/>
+    <w:tmpl w:val="B50629C6"/>
     <w:lvl w:ilvl="0">
       <w:numFmt w:val="bullet"/>
       <w:lvlText w:val=""/>
@@ -9469,7 +9469,7 @@
   <w:abstractNum w:abstractNumId="11" w15:restartNumberingAfterBreak="0">
     <w:nsid w:val="00A99411"/>
     <w:multiLevelType w:val="multilevel"/>
-    <w:tmpl w:val="13646A94"/>
+    <w:tmpl w:val="AD9EF46A"/>
     <w:lvl w:ilvl="0">
       <w:start w:val="1"/>
       <w:numFmt w:val="decimal"/>
@@ -9552,43 +9552,43 @@
       </w:pPr>
     </w:lvl>
   </w:abstractNum>
-  <w:num w:numId="1" w16cid:durableId="957760698">
+  <w:num w:numId="1" w16cid:durableId="322318393">
     <w:abstractNumId w:val="8"/>
   </w:num>
-  <w:num w:numId="2" w16cid:durableId="382683033">
+  <w:num w:numId="2" w16cid:durableId="1062018731">
     <w:abstractNumId w:val="6"/>
   </w:num>
-  <w:num w:numId="3" w16cid:durableId="1309624925">
+  <w:num w:numId="3" w16cid:durableId="1256666951">
     <w:abstractNumId w:val="5"/>
   </w:num>
-  <w:num w:numId="4" w16cid:durableId="2011374038">
+  <w:num w:numId="4" w16cid:durableId="177081592">
     <w:abstractNumId w:val="4"/>
   </w:num>
-  <w:num w:numId="5" w16cid:durableId="1922639319">
+  <w:num w:numId="5" w16cid:durableId="867253952">
     <w:abstractNumId w:val="7"/>
   </w:num>
-  <w:num w:numId="6" w16cid:durableId="597834972">
+  <w:num w:numId="6" w16cid:durableId="1404599317">
     <w:abstractNumId w:val="3"/>
   </w:num>
-  <w:num w:numId="7" w16cid:durableId="1246375347">
+  <w:num w:numId="7" w16cid:durableId="1728719617">
     <w:abstractNumId w:val="2"/>
   </w:num>
-  <w:num w:numId="8" w16cid:durableId="363486163">
+  <w:num w:numId="8" w16cid:durableId="470095663">
     <w:abstractNumId w:val="1"/>
   </w:num>
-  <w:num w:numId="9" w16cid:durableId="712315026">
+  <w:num w:numId="9" w16cid:durableId="1192263672">
     <w:abstractNumId w:val="0"/>
   </w:num>
-  <w:num w:numId="10" w16cid:durableId="1982877590">
+  <w:num w:numId="10" w16cid:durableId="440220352">
     <w:abstractNumId w:val="9"/>
   </w:num>
-  <w:num w:numId="11" w16cid:durableId="1582368606">
+  <w:num w:numId="11" w16cid:durableId="67311213">
     <w:abstractNumId w:val="10"/>
   </w:num>
-  <w:num w:numId="12" w16cid:durableId="159974087">
+  <w:num w:numId="12" w16cid:durableId="347024863">
     <w:abstractNumId w:val="10"/>
   </w:num>
-  <w:num w:numId="13" w16cid:durableId="48307139">
+  <w:num w:numId="13" w16cid:durableId="191386380">
     <w:abstractNumId w:val="11"/>
     <w:lvlOverride w:ilvl="0">
       <w:startOverride w:val="1"/>
@@ -9618,13 +9618,13 @@
       <w:startOverride w:val="1"/>
     </w:lvlOverride>
   </w:num>
-  <w:num w:numId="14" w16cid:durableId="1003899576">
+  <w:num w:numId="14" w16cid:durableId="663898084">
     <w:abstractNumId w:val="10"/>
   </w:num>
-  <w:num w:numId="15" w16cid:durableId="271669982">
+  <w:num w:numId="15" w16cid:durableId="1485782147">
     <w:abstractNumId w:val="10"/>
   </w:num>
-  <w:num w:numId="16" w16cid:durableId="1928731349">
+  <w:num w:numId="16" w16cid:durableId="786850451">
     <w:abstractNumId w:val="10"/>
   </w:num>
 </w:numbering>
@@ -21445,7 +21445,7 @@
     <w:autoRedefine/>
     <w:uiPriority w:val="39"/>
     <w:unhideWhenUsed/>
-    <w:rsid w:val="0083253D"/>
+    <w:rsid w:val="00940CB6"/>
     <w:pPr>
       <w:spacing w:after="100"/>
     </w:pPr>
@@ -21457,7 +21457,7 @@
     <w:autoRedefine/>
     <w:uiPriority w:val="39"/>
     <w:unhideWhenUsed/>
-    <w:rsid w:val="0083253D"/>
+    <w:rsid w:val="00940CB6"/>
     <w:pPr>
       <w:spacing w:after="100"/>
       <w:ind w:left="220"/>
@@ -21468,7 +21468,7 @@
     <w:basedOn w:val="DefaultParagraphFont"/>
     <w:uiPriority w:val="99"/>
     <w:unhideWhenUsed/>
-    <w:rsid w:val="0083253D"/>
+    <w:rsid w:val="00940CB6"/>
     <w:rPr>
       <w:color w:val="0000FF" w:themeColor="hyperlink"/>
       <w:u w:val="single"/>

--- a/odigoi/03_local_spark_workbook.docx
+++ b/odigoi/03_local_spark_workbook.docx
@@ -20,7 +20,7 @@
           <w:sz w:val="22"/>
           <w:szCs w:val="22"/>
         </w:rPr>
-        <w:id w:val="1390309515"/>
+        <w:id w:val="-1971507101"/>
         <w:docPartObj>
           <w:docPartGallery w:val="Table of Contents"/>
           <w:docPartUnique/>
@@ -61,7 +61,7 @@
           <w:r>
             <w:fldChar w:fldCharType="separate"/>
           </w:r>
-          <w:hyperlink w:anchor="_Toc225777434" w:history="1">
+          <w:hyperlink w:anchor="_Toc227785234" w:history="1">
             <w:r>
               <w:rPr>
                 <w:rStyle w:val="Hyperlink"/>
@@ -88,7 +88,7 @@
                 <w:noProof/>
                 <w:webHidden/>
               </w:rPr>
-              <w:instrText xml:space="preserve"> PAGEREF _Toc225777434 \h </w:instrText>
+              <w:instrText xml:space="preserve"> PAGEREF _Toc227785234 \h </w:instrText>
             </w:r>
             <w:r>
               <w:rPr>
@@ -135,7 +135,7 @@
               <w14:ligatures w14:val="standardContextual"/>
             </w:rPr>
           </w:pPr>
-          <w:hyperlink w:anchor="_Toc225777435" w:history="1">
+          <w:hyperlink w:anchor="_Toc227785235" w:history="1">
             <w:r>
               <w:rPr>
                 <w:rStyle w:val="Hyperlink"/>
@@ -162,7 +162,7 @@
                 <w:noProof/>
                 <w:webHidden/>
               </w:rPr>
-              <w:instrText xml:space="preserve"> PAGEREF _Toc225777435 \h </w:instrText>
+              <w:instrText xml:space="preserve"> PAGEREF _Toc227785235 \h </w:instrText>
             </w:r>
             <w:r>
               <w:rPr>
@@ -209,7 +209,7 @@
               <w14:ligatures w14:val="standardContextual"/>
             </w:rPr>
           </w:pPr>
-          <w:hyperlink w:anchor="_Toc225777436" w:history="1">
+          <w:hyperlink w:anchor="_Toc227785236" w:history="1">
             <w:r>
               <w:rPr>
                 <w:rStyle w:val="Hyperlink"/>
@@ -236,7 +236,7 @@
                 <w:noProof/>
                 <w:webHidden/>
               </w:rPr>
-              <w:instrText xml:space="preserve"> PAGEREF _Toc225777436 \h </w:instrText>
+              <w:instrText xml:space="preserve"> PAGEREF _Toc227785236 \h </w:instrText>
             </w:r>
             <w:r>
               <w:rPr>
@@ -283,7 +283,7 @@
               <w14:ligatures w14:val="standardContextual"/>
             </w:rPr>
           </w:pPr>
-          <w:hyperlink w:anchor="_Toc225777437" w:history="1">
+          <w:hyperlink w:anchor="_Toc227785237" w:history="1">
             <w:r>
               <w:rPr>
                 <w:rStyle w:val="Hyperlink"/>
@@ -310,7 +310,7 @@
                 <w:noProof/>
                 <w:webHidden/>
               </w:rPr>
-              <w:instrText xml:space="preserve"> PAGEREF _Toc225777437 \h </w:instrText>
+              <w:instrText xml:space="preserve"> PAGEREF _Toc227785237 \h </w:instrText>
             </w:r>
             <w:r>
               <w:rPr>
@@ -357,7 +357,7 @@
               <w14:ligatures w14:val="standardContextual"/>
             </w:rPr>
           </w:pPr>
-          <w:hyperlink w:anchor="_Toc225777438" w:history="1">
+          <w:hyperlink w:anchor="_Toc227785238" w:history="1">
             <w:r>
               <w:rPr>
                 <w:rStyle w:val="Hyperlink"/>
@@ -384,7 +384,7 @@
                 <w:noProof/>
                 <w:webHidden/>
               </w:rPr>
-              <w:instrText xml:space="preserve"> PAGEREF _Toc225777438 \h </w:instrText>
+              <w:instrText xml:space="preserve"> PAGEREF _Toc227785238 \h </w:instrText>
             </w:r>
             <w:r>
               <w:rPr>
@@ -431,7 +431,7 @@
               <w14:ligatures w14:val="standardContextual"/>
             </w:rPr>
           </w:pPr>
-          <w:hyperlink w:anchor="_Toc225777439" w:history="1">
+          <w:hyperlink w:anchor="_Toc227785239" w:history="1">
             <w:r>
               <w:rPr>
                 <w:rStyle w:val="Hyperlink"/>
@@ -458,7 +458,7 @@
                 <w:noProof/>
                 <w:webHidden/>
               </w:rPr>
-              <w:instrText xml:space="preserve"> PAGEREF _Toc225777439 \h </w:instrText>
+              <w:instrText xml:space="preserve"> PAGEREF _Toc227785239 \h </w:instrText>
             </w:r>
             <w:r>
               <w:rPr>
@@ -505,7 +505,7 @@
               <w14:ligatures w14:val="standardContextual"/>
             </w:rPr>
           </w:pPr>
-          <w:hyperlink w:anchor="_Toc225777440" w:history="1">
+          <w:hyperlink w:anchor="_Toc227785240" w:history="1">
             <w:r>
               <w:rPr>
                 <w:rStyle w:val="Hyperlink"/>
@@ -532,7 +532,7 @@
                 <w:noProof/>
                 <w:webHidden/>
               </w:rPr>
-              <w:instrText xml:space="preserve"> PAGEREF _Toc225777440 \h </w:instrText>
+              <w:instrText xml:space="preserve"> PAGEREF _Toc227785240 \h </w:instrText>
             </w:r>
             <w:r>
               <w:rPr>
@@ -579,7 +579,7 @@
               <w14:ligatures w14:val="standardContextual"/>
             </w:rPr>
           </w:pPr>
-          <w:hyperlink w:anchor="_Toc225777441" w:history="1">
+          <w:hyperlink w:anchor="_Toc227785241" w:history="1">
             <w:r>
               <w:rPr>
                 <w:rStyle w:val="Hyperlink"/>
@@ -606,7 +606,7 @@
                 <w:noProof/>
                 <w:webHidden/>
               </w:rPr>
-              <w:instrText xml:space="preserve"> PAGEREF _Toc225777441 \h </w:instrText>
+              <w:instrText xml:space="preserve"> PAGEREF _Toc227785241 \h </w:instrText>
             </w:r>
             <w:r>
               <w:rPr>
@@ -653,7 +653,7 @@
               <w14:ligatures w14:val="standardContextual"/>
             </w:rPr>
           </w:pPr>
-          <w:hyperlink w:anchor="_Toc225777442" w:history="1">
+          <w:hyperlink w:anchor="_Toc227785242" w:history="1">
             <w:r>
               <w:rPr>
                 <w:rStyle w:val="Hyperlink"/>
@@ -680,7 +680,7 @@
                 <w:noProof/>
                 <w:webHidden/>
               </w:rPr>
-              <w:instrText xml:space="preserve"> PAGEREF _Toc225777442 \h </w:instrText>
+              <w:instrText xml:space="preserve"> PAGEREF _Toc227785242 \h </w:instrText>
             </w:r>
             <w:r>
               <w:rPr>
@@ -801,7 +801,7 @@
         <w:pStyle w:val="Heading1"/>
       </w:pPr>
       <w:bookmarkStart w:id="0" w:name="τι-υποθέτουμε"/>
-      <w:bookmarkStart w:id="1" w:name="_Toc225777434"/>
+      <w:bookmarkStart w:id="1" w:name="_Toc227785234"/>
       <w:r>
         <w:t>Τι υποθέτουμε</w:t>
       </w:r>
@@ -982,7 +982,7 @@
         <w:pStyle w:val="Heading1"/>
       </w:pPr>
       <w:bookmarkStart w:id="2" w:name="η-προτεινόμενη-τοπική-διαδρομή"/>
-      <w:bookmarkStart w:id="3" w:name="_Toc225777435"/>
+      <w:bookmarkStart w:id="3" w:name="_Toc227785235"/>
       <w:bookmarkEnd w:id="0"/>
       <w:r>
         <w:t>Η προτεινόμενη τοπική διαδρομή</w:t>
@@ -1071,7 +1071,7 @@
         <w:pStyle w:val="Heading1"/>
       </w:pPr>
       <w:bookmarkStart w:id="4" w:name="τα-datasets"/>
-      <w:bookmarkStart w:id="5" w:name="_Toc225777436"/>
+      <w:bookmarkStart w:id="5" w:name="_Toc227785236"/>
       <w:bookmarkEnd w:id="2"/>
       <w:r>
         <w:t>Τα datasets</w:t>
@@ -1318,7 +1318,7 @@
         <w:pStyle w:val="Heading1"/>
       </w:pPr>
       <w:bookmarkStart w:id="6" w:name="μέρος-α-βασικές-έννοιες-rdd"/>
-      <w:bookmarkStart w:id="7" w:name="_Toc225777437"/>
+      <w:bookmarkStart w:id="7" w:name="_Toc227785237"/>
       <w:bookmarkEnd w:id="4"/>
       <w:r>
         <w:t>Μέρος Α: Βασικές έννοιες RDD</w:t>
@@ -1825,7 +1825,7 @@
         <w:pStyle w:val="Heading2"/>
       </w:pPr>
       <w:bookmarkStart w:id="8" w:name="ενδεικτικό-παράδειγμα-rdd"/>
-      <w:bookmarkStart w:id="9" w:name="_Toc225777438"/>
+      <w:bookmarkStart w:id="9" w:name="_Toc227785238"/>
       <w:r>
         <w:t>Ενδεικτικό παράδειγμα RDD</w:t>
       </w:r>
@@ -3040,7 +3040,7 @@
         <w:pStyle w:val="Heading1"/>
       </w:pPr>
       <w:bookmarkStart w:id="10" w:name="X3d9d31e340a63f7164a26c5ef0f840b360971d0"/>
-      <w:bookmarkStart w:id="11" w:name="_Toc225777439"/>
+      <w:bookmarkStart w:id="11" w:name="_Toc227785239"/>
       <w:bookmarkEnd w:id="6"/>
       <w:bookmarkEnd w:id="8"/>
       <w:r>
@@ -3325,7 +3325,7 @@
         <w:pStyle w:val="Heading2"/>
       </w:pPr>
       <w:bookmarkStart w:id="12" w:name="ενδεικτικό-παράδειγμα-με-dataframe-api"/>
-      <w:bookmarkStart w:id="13" w:name="_Toc225777440"/>
+      <w:bookmarkStart w:id="13" w:name="_Toc227785240"/>
       <w:r>
         <w:t>Ενδεικτικό παράδειγμα με DataFrame API</w:t>
       </w:r>
@@ -5924,7 +5924,7 @@
         <w:pStyle w:val="Heading2"/>
       </w:pPr>
       <w:bookmarkStart w:id="14" w:name="ενδεικτικό-παράδειγμα-με-spark-sql"/>
-      <w:bookmarkStart w:id="15" w:name="_Toc225777441"/>
+      <w:bookmarkStart w:id="15" w:name="_Toc227785241"/>
       <w:bookmarkEnd w:id="12"/>
       <w:r>
         <w:t>Ενδεικτικό παράδειγμα με Spark SQL</w:t>
@@ -8570,7 +8570,7 @@
         <w:pStyle w:val="Heading1"/>
       </w:pPr>
       <w:bookmarkStart w:id="16" w:name="Xbdd0ef1d3646b6d069be35a64f550b4a8c72613"/>
-      <w:bookmarkStart w:id="17" w:name="_Toc225777442"/>
+      <w:bookmarkStart w:id="17" w:name="_Toc227785242"/>
       <w:bookmarkEnd w:id="10"/>
       <w:bookmarkEnd w:id="14"/>
       <w:r>
@@ -9288,7 +9288,7 @@
   <w:abstractNum w:abstractNumId="9" w15:restartNumberingAfterBreak="0">
     <w:nsid w:val="0000A990"/>
     <w:multiLevelType w:val="multilevel"/>
-    <w:tmpl w:val="01E28E30"/>
+    <w:tmpl w:val="03F4266A"/>
     <w:lvl w:ilvl="0">
       <w:numFmt w:val="bullet"/>
       <w:lvlText w:val=" "/>
@@ -9365,7 +9365,7 @@
   <w:abstractNum w:abstractNumId="10" w15:restartNumberingAfterBreak="0">
     <w:nsid w:val="0000A991"/>
     <w:multiLevelType w:val="multilevel"/>
-    <w:tmpl w:val="B50629C6"/>
+    <w:tmpl w:val="BF744018"/>
     <w:lvl w:ilvl="0">
       <w:numFmt w:val="bullet"/>
       <w:lvlText w:val=""/>
@@ -9469,7 +9469,7 @@
   <w:abstractNum w:abstractNumId="11" w15:restartNumberingAfterBreak="0">
     <w:nsid w:val="00A99411"/>
     <w:multiLevelType w:val="multilevel"/>
-    <w:tmpl w:val="AD9EF46A"/>
+    <w:tmpl w:val="6A14EC90"/>
     <w:lvl w:ilvl="0">
       <w:start w:val="1"/>
       <w:numFmt w:val="decimal"/>
@@ -9552,43 +9552,43 @@
       </w:pPr>
     </w:lvl>
   </w:abstractNum>
-  <w:num w:numId="1" w16cid:durableId="322318393">
+  <w:num w:numId="1" w16cid:durableId="316423443">
     <w:abstractNumId w:val="8"/>
   </w:num>
-  <w:num w:numId="2" w16cid:durableId="1062018731">
+  <w:num w:numId="2" w16cid:durableId="1930193928">
     <w:abstractNumId w:val="6"/>
   </w:num>
-  <w:num w:numId="3" w16cid:durableId="1256666951">
+  <w:num w:numId="3" w16cid:durableId="778531956">
     <w:abstractNumId w:val="5"/>
   </w:num>
-  <w:num w:numId="4" w16cid:durableId="177081592">
+  <w:num w:numId="4" w16cid:durableId="1215697656">
     <w:abstractNumId w:val="4"/>
   </w:num>
-  <w:num w:numId="5" w16cid:durableId="867253952">
+  <w:num w:numId="5" w16cid:durableId="1515342690">
     <w:abstractNumId w:val="7"/>
   </w:num>
-  <w:num w:numId="6" w16cid:durableId="1404599317">
+  <w:num w:numId="6" w16cid:durableId="487088572">
     <w:abstractNumId w:val="3"/>
   </w:num>
-  <w:num w:numId="7" w16cid:durableId="1728719617">
+  <w:num w:numId="7" w16cid:durableId="1249969518">
     <w:abstractNumId w:val="2"/>
   </w:num>
-  <w:num w:numId="8" w16cid:durableId="470095663">
+  <w:num w:numId="8" w16cid:durableId="871960977">
     <w:abstractNumId w:val="1"/>
   </w:num>
-  <w:num w:numId="9" w16cid:durableId="1192263672">
+  <w:num w:numId="9" w16cid:durableId="51541980">
     <w:abstractNumId w:val="0"/>
   </w:num>
-  <w:num w:numId="10" w16cid:durableId="440220352">
+  <w:num w:numId="10" w16cid:durableId="42410226">
     <w:abstractNumId w:val="9"/>
   </w:num>
-  <w:num w:numId="11" w16cid:durableId="67311213">
+  <w:num w:numId="11" w16cid:durableId="2022928506">
     <w:abstractNumId w:val="10"/>
   </w:num>
-  <w:num w:numId="12" w16cid:durableId="347024863">
+  <w:num w:numId="12" w16cid:durableId="869269849">
     <w:abstractNumId w:val="10"/>
   </w:num>
-  <w:num w:numId="13" w16cid:durableId="191386380">
+  <w:num w:numId="13" w16cid:durableId="215359208">
     <w:abstractNumId w:val="11"/>
     <w:lvlOverride w:ilvl="0">
       <w:startOverride w:val="1"/>
@@ -9618,13 +9618,13 @@
       <w:startOverride w:val="1"/>
     </w:lvlOverride>
   </w:num>
-  <w:num w:numId="14" w16cid:durableId="663898084">
+  <w:num w:numId="14" w16cid:durableId="688601419">
     <w:abstractNumId w:val="10"/>
   </w:num>
-  <w:num w:numId="15" w16cid:durableId="1485782147">
+  <w:num w:numId="15" w16cid:durableId="201133045">
     <w:abstractNumId w:val="10"/>
   </w:num>
-  <w:num w:numId="16" w16cid:durableId="786850451">
+  <w:num w:numId="16" w16cid:durableId="1977880668">
     <w:abstractNumId w:val="10"/>
   </w:num>
 </w:numbering>
@@ -21445,7 +21445,7 @@
     <w:autoRedefine/>
     <w:uiPriority w:val="39"/>
     <w:unhideWhenUsed/>
-    <w:rsid w:val="00940CB6"/>
+    <w:rsid w:val="007F3917"/>
     <w:pPr>
       <w:spacing w:after="100"/>
     </w:pPr>
@@ -21457,7 +21457,7 @@
     <w:autoRedefine/>
     <w:uiPriority w:val="39"/>
     <w:unhideWhenUsed/>
-    <w:rsid w:val="00940CB6"/>
+    <w:rsid w:val="007F3917"/>
     <w:pPr>
       <w:spacing w:after="100"/>
       <w:ind w:left="220"/>
@@ -21468,7 +21468,7 @@
     <w:basedOn w:val="DefaultParagraphFont"/>
     <w:uiPriority w:val="99"/>
     <w:unhideWhenUsed/>
-    <w:rsid w:val="00940CB6"/>
+    <w:rsid w:val="007F3917"/>
     <w:rPr>
       <w:color w:val="0000FF" w:themeColor="hyperlink"/>
       <w:u w:val="single"/>
